--- a/Project_Overview.docx
+++ b/Project_Overview.docx
@@ -682,10 +682,115 @@
         <w:t xml:space="preserve"> The cleaning pipeline will use one final cleaned image and the final COCO instance annotation. When an overlay crosses a particle boundary, an expert may manually reconstruct the missing shape before texture restoration. If the obscured structure is too ambiguous, the affected particle or image should be excluded from supervised training.</w:t>
       </w:r>
     </w:p>
+    <w:p>
+      <w:pPr>
+        <w:jc w:val="center"/>
+      </w:pPr>
+      <w:r>
+        <w:rPr>
+          <w:noProof/>
+        </w:rPr>
+        <w:drawing>
+          <wp:inline distT="0" distB="0" distL="0" distR="0" wp14:anchorId="065F4A09" wp14:editId="422C4DA7">
+            <wp:extent cx="4813300" cy="4013134"/>
+            <wp:effectExtent l="0" t="0" r="0" b="6985"/>
+            <wp:docPr id="57" name="Picture 56">
+              <a:extLst xmlns:a="http://schemas.openxmlformats.org/drawingml/2006/main">
+                <a:ext uri="{FF2B5EF4-FFF2-40B4-BE49-F238E27FC236}">
+                  <a16:creationId xmlns:a16="http://schemas.microsoft.com/office/drawing/2014/main" id="{912475DA-6229-FF5E-AAC6-36C8B2EC8440}"/>
+                </a:ext>
+              </a:extLst>
+            </wp:docPr>
+            <wp:cNvGraphicFramePr>
+              <a:graphicFrameLocks xmlns:a="http://schemas.openxmlformats.org/drawingml/2006/main" noChangeAspect="1"/>
+            </wp:cNvGraphicFramePr>
+            <a:graphic xmlns:a="http://schemas.openxmlformats.org/drawingml/2006/main">
+              <a:graphicData uri="http://schemas.openxmlformats.org/drawingml/2006/picture">
+                <pic:pic xmlns:pic="http://schemas.openxmlformats.org/drawingml/2006/picture">
+                  <pic:nvPicPr>
+                    <pic:cNvPr id="57" name="Picture 56">
+                      <a:extLst>
+                        <a:ext uri="{FF2B5EF4-FFF2-40B4-BE49-F238E27FC236}">
+                          <a16:creationId xmlns:a16="http://schemas.microsoft.com/office/drawing/2014/main" id="{912475DA-6229-FF5E-AAC6-36C8B2EC8440}"/>
+                        </a:ext>
+                      </a:extLst>
+                    </pic:cNvPr>
+                    <pic:cNvPicPr>
+                      <a:picLocks noChangeAspect="1"/>
+                    </pic:cNvPicPr>
+                  </pic:nvPicPr>
+                  <pic:blipFill>
+                    <a:blip r:embed="rId8"/>
+                    <a:stretch>
+                      <a:fillRect/>
+                    </a:stretch>
+                  </pic:blipFill>
+                  <pic:spPr>
+                    <a:xfrm>
+                      <a:off x="0" y="0"/>
+                      <a:ext cx="4844017" cy="4038745"/>
+                    </a:xfrm>
+                    <a:prstGeom prst="rect">
+                      <a:avLst/>
+                    </a:prstGeom>
+                  </pic:spPr>
+                </pic:pic>
+              </a:graphicData>
+            </a:graphic>
+          </wp:inline>
+        </w:drawing>
+      </w:r>
+    </w:p>
+    <w:p>
+      <w:pPr>
+        <w:pStyle w:val="Heading1"/>
+        <w:spacing w:before="200" w:after="120" w:line="259" w:lineRule="auto"/>
+        <w:rPr>
+          <w:rFonts w:ascii="Aptos" w:eastAsia="SimSun" w:hAnsi="Aptos" w:cstheme="minorBidi"/>
+          <w:b w:val="0"/>
+          <w:i/>
+          <w:color w:val="4F81BD" w:themeColor="accent1"/>
+          <w:sz w:val="18"/>
+          <w:szCs w:val="18"/>
+          <w:lang w:eastAsia="zh-CN"/>
+        </w:rPr>
+      </w:pPr>
+      <w:r>
+        <w:rPr>
+          <w:rFonts w:ascii="Aptos" w:eastAsiaTheme="minorEastAsia" w:hAnsi="Aptos" w:cstheme="minorBidi"/>
+          <w:b w:val="0"/>
+          <w:i/>
+          <w:color w:val="4F81BD" w:themeColor="accent1"/>
+          <w:sz w:val="18"/>
+          <w:szCs w:val="18"/>
+        </w:rPr>
+        <w:t xml:space="preserve"> Figure 1. Representative images from the dataset, including nanocubes, nanorods, nanospheres, and core–shell structures obtained from Lyu’s dataset, Kaggle, and</w:t>
+      </w:r>
+      <w:r>
+        <w:rPr>
+          <w:rFonts w:ascii="Aptos" w:eastAsia="SimSun" w:hAnsi="Aptos" w:cstheme="minorBidi" w:hint="eastAsia"/>
+          <w:b w:val="0"/>
+          <w:i/>
+          <w:color w:val="4F81BD" w:themeColor="accent1"/>
+          <w:sz w:val="18"/>
+          <w:szCs w:val="18"/>
+          <w:lang w:eastAsia="zh-CN"/>
+        </w:rPr>
+        <w:t xml:space="preserve"> MCF</w:t>
+      </w:r>
+    </w:p>
+    <w:p>
+      <w:pPr>
+        <w:rPr>
+          <w:rFonts w:eastAsia="SimSun"/>
+          <w:lang w:eastAsia="zh-CN"/>
+        </w:rPr>
+      </w:pPr>
+    </w:p>
     <w:tbl>
       <w:tblPr>
+        <w:tblpPr w:leftFromText="180" w:rightFromText="180" w:vertAnchor="text" w:horzAnchor="margin" w:tblpY="5"/>
         <w:tblW w:w="0" w:type="auto"/>
-        <w:jc w:val="center"/>
         <w:tblLook w:val="04A0" w:firstRow="1" w:lastRow="0" w:firstColumn="1" w:lastColumn="0" w:noHBand="0" w:noVBand="1"/>
       </w:tblPr>
       <w:tblGrid>
@@ -694,7 +799,6 @@
       <w:tr>
         <w:trPr>
           <w:cantSplit/>
-          <w:jc w:val="center"/>
         </w:trPr>
         <w:tc>
           <w:tcPr>
@@ -717,6 +821,7 @@
                 <w:b/>
                 <w:color w:val="1F7A8C"/>
               </w:rPr>
+              <w:lastRenderedPageBreak/>
               <w:t>Simplified annotation principle</w:t>
             </w:r>
             <w:r>
@@ -730,7 +835,14 @@
         </w:tc>
       </w:tr>
     </w:tbl>
-    <w:p/>
+    <w:p>
+      <w:pPr>
+        <w:rPr>
+          <w:rFonts w:eastAsia="SimSun"/>
+          <w:lang w:eastAsia="zh-CN"/>
+        </w:rPr>
+      </w:pPr>
+    </w:p>
     <w:p>
       <w:pPr>
         <w:pStyle w:val="Heading1"/>
@@ -983,7 +1095,6 @@
         <w:rPr>
           <w:noProof/>
         </w:rPr>
-        <w:lastRenderedPageBreak/>
         <w:drawing>
           <wp:inline distT="0" distB="0" distL="0" distR="0" wp14:anchorId="71C209A6" wp14:editId="00BE37BD">
             <wp:extent cx="6141408" cy="1785293"/>
@@ -1002,7 +1113,7 @@
                     </pic:cNvPicPr>
                   </pic:nvPicPr>
                   <pic:blipFill>
-                    <a:blip r:embed="rId8">
+                    <a:blip r:embed="rId9">
                       <a:extLst>
                         <a:ext uri="{28A0092B-C50C-407E-A947-70E740481C1C}">
                           <a14:useLocalDpi xmlns:a14="http://schemas.microsoft.com/office/drawing/2010/main" val="0"/>
@@ -1046,7 +1157,23 @@
           <w:b w:val="0"/>
           <w:i/>
         </w:rPr>
-        <w:t>Figure 1. Representative nanostructure overlap conditions used to define segmentation difficulty: (a) well-separated particles; (b) moderate overlap, in which one particle partially overlaps three neighboring particles; and (c) severe aggregation, in which individual particle boundaries cannot be reliably distinguished by a human annotator.</w:t>
+        <w:t xml:space="preserve">Figure </w:t>
+      </w:r>
+      <w:r>
+        <w:rPr>
+          <w:rFonts w:eastAsia="SimSun" w:hint="eastAsia"/>
+          <w:b w:val="0"/>
+          <w:i/>
+          <w:lang w:eastAsia="zh-CN"/>
+        </w:rPr>
+        <w:t>2</w:t>
+      </w:r>
+      <w:r>
+        <w:rPr>
+          <w:b w:val="0"/>
+          <w:i/>
+        </w:rPr>
+        <w:t>. Representative nanostructure overlap conditions used to define segmentation difficulty: (a) well-separated particles; (b) moderate overlap, in which one particle partially overlaps three neighboring particles; and (c) severe aggregation, in which individual particle boundaries cannot be reliably distinguished by a human annotator.</w:t>
       </w:r>
     </w:p>
     <w:p>
@@ -1092,6 +1219,7 @@
         <w:spacing w:after="100" w:line="259" w:lineRule="auto"/>
       </w:pPr>
       <w:r>
+        <w:lastRenderedPageBreak/>
         <w:t>For this project, the static-image detector pathway is the primary component. The video tracker may remain unused or frozen unless the project later expands to tilt series or time-dependent microscopy. The overall architecture is summarized in Figure 2.</w:t>
       </w:r>
     </w:p>
@@ -1120,7 +1248,7 @@
                     <pic:cNvPicPr/>
                   </pic:nvPicPr>
                   <pic:blipFill>
-                    <a:blip r:embed="rId9"/>
+                    <a:blip r:embed="rId10"/>
                     <a:stretch>
                       <a:fillRect/>
                     </a:stretch>
@@ -1152,7 +1280,23 @@
           <w:b w:val="0"/>
           <w:i/>
         </w:rPr>
-        <w:t>Figure 2. SAM 3 architecture. New components are shown in yellow, SAM 2 components (Ravi et al., 2024) in blue, and Perception Encoder (PE) components (Bolya et al., 2025) in cyan. Reproduced from Figure 10 in Carion et al. [1].</w:t>
+        <w:t xml:space="preserve">Figure </w:t>
+      </w:r>
+      <w:r>
+        <w:rPr>
+          <w:rFonts w:eastAsia="SimSun" w:hint="eastAsia"/>
+          <w:b w:val="0"/>
+          <w:i/>
+          <w:lang w:eastAsia="zh-CN"/>
+        </w:rPr>
+        <w:t>3</w:t>
+      </w:r>
+      <w:r>
+        <w:rPr>
+          <w:b w:val="0"/>
+          <w:i/>
+        </w:rPr>
+        <w:t>. SAM 3 architecture. New components are shown in yellow, SAM 2 components (Ravi et al., 2024) in blue, and Perception Encoder (PE) components (Bolya et al., 2025) in cyan. Reproduced from Figure 10 in Carion et al. [1].</w:t>
       </w:r>
     </w:p>
     <w:tbl>
@@ -1445,7 +1589,6 @@
                 <w:rFonts w:eastAsia="Aptos"/>
                 <w:sz w:val="16"/>
               </w:rPr>
-              <w:lastRenderedPageBreak/>
               <w:t>Image-level object decoder</w:t>
             </w:r>
           </w:p>
@@ -1754,6 +1897,7 @@
         <w:rPr>
           <w:rFonts w:eastAsia="Aptos"/>
         </w:rPr>
+        <w:lastRenderedPageBreak/>
         <w:t xml:space="preserve">Expected microscopy-domain challenges include nonuniform support-film background, contamination, detector artifacts, scale bars, text, focus-related </w:t>
       </w:r>
       <w:r>
@@ -2307,7 +2451,7 @@
       <w:pPr>
         <w:spacing w:after="100" w:line="259" w:lineRule="auto"/>
         <w:rPr>
-          <w:rFonts w:eastAsia="SimSun" w:hint="eastAsia"/>
+          <w:rFonts w:eastAsia="SimSun"/>
           <w:lang w:eastAsia="zh-CN"/>
         </w:rPr>
       </w:pPr>
@@ -2388,7 +2532,6 @@
         <w:rPr>
           <w:rFonts w:eastAsia="Aptos"/>
         </w:rPr>
-        <w:lastRenderedPageBreak/>
         <w:t>6. Save the resolved configuration, dataset version, preprocessing version, random seed, and validation threshold with every .pt file.</w:t>
       </w:r>
     </w:p>
@@ -2518,7 +2661,7 @@
       <w:pPr>
         <w:spacing w:after="100" w:line="259" w:lineRule="auto"/>
         <w:rPr>
-          <w:rFonts w:eastAsia="SimSun" w:hint="eastAsia"/>
+          <w:rFonts w:eastAsia="SimSun"/>
           <w:lang w:eastAsia="zh-CN"/>
         </w:rPr>
       </w:pPr>
@@ -2688,6 +2831,7 @@
         <w:rPr>
           <w:rFonts w:eastAsia="Aptos"/>
         </w:rPr>
+        <w:lastRenderedPageBreak/>
         <w:t>For core-shell particles, retain two scientifically required final regions: the core and the outer-particle boundary. The shell ring can be calculated as the outer region minus the core.</w:t>
       </w:r>
     </w:p>
@@ -3120,7 +3264,7 @@
         <w:pStyle w:val="Heading2"/>
         <w:spacing w:before="120" w:after="120" w:line="259" w:lineRule="auto"/>
         <w:rPr>
-          <w:rFonts w:eastAsia="SimSun" w:hint="eastAsia"/>
+          <w:rFonts w:eastAsia="SimSun"/>
           <w:lang w:eastAsia="zh-CN"/>
         </w:rPr>
       </w:pPr>
@@ -3191,7 +3335,7 @@
     <w:p>
       <w:pPr>
         <w:rPr>
-          <w:rFonts w:eastAsia="SimSun" w:hint="eastAsia"/>
+          <w:rFonts w:eastAsia="SimSun"/>
           <w:lang w:eastAsia="zh-CN"/>
         </w:rPr>
       </w:pPr>
@@ -3905,7 +4049,7 @@
                     </pic:cNvPicPr>
                   </pic:nvPicPr>
                   <pic:blipFill>
-                    <a:blip r:embed="rId10">
+                    <a:blip r:embed="rId11">
                       <a:extLst>
                         <a:ext uri="{28A0092B-C50C-407E-A947-70E740481C1C}">
                           <a14:useLocalDpi xmlns:a14="http://schemas.microsoft.com/office/drawing/2010/main" val="0"/>
@@ -3949,7 +4093,23 @@
           <w:b w:val="0"/>
           <w:i/>
         </w:rPr>
-        <w:t>Figure 3. Four data-cleaning cases, recommended restoration strategies, and intended results: Case 1, removal of an overlay from background only; Case 2, removal from the particle interior; Case 3, removal across both a particle and the background; and Case 4, removal of a highly overlapped or unwanted nanostructure region followed by background reconstruction.</w:t>
+        <w:t xml:space="preserve">Figure </w:t>
+      </w:r>
+      <w:r>
+        <w:rPr>
+          <w:rFonts w:eastAsia="SimSun" w:hint="eastAsia"/>
+          <w:b w:val="0"/>
+          <w:i/>
+          <w:lang w:eastAsia="zh-CN"/>
+        </w:rPr>
+        <w:t>4</w:t>
+      </w:r>
+      <w:r>
+        <w:rPr>
+          <w:b w:val="0"/>
+          <w:i/>
+        </w:rPr>
+        <w:t>. Four data-cleaning cases, recommended restoration strategies, and intended results: Case 1, removal of an overlay from background only; Case 2, removal from the particle interior; Case 3, removal across both a particle and the background; and Case 4, removal of a highly overlapped or unwanted nanostructure region followed by background reconstruction.</w:t>
       </w:r>
     </w:p>
     <w:p>
@@ -6341,7 +6501,7 @@
         <w:pStyle w:val="Heading2"/>
         <w:spacing w:before="120" w:after="120" w:line="259" w:lineRule="auto"/>
         <w:rPr>
-          <w:rFonts w:eastAsia="SimSun" w:hint="eastAsia"/>
+          <w:rFonts w:eastAsia="SimSun"/>
           <w:lang w:eastAsia="zh-CN"/>
         </w:rPr>
       </w:pPr>
@@ -7370,7 +7530,7 @@
         <w:pStyle w:val="Heading2"/>
         <w:spacing w:before="120" w:after="120" w:line="259" w:lineRule="auto"/>
         <w:rPr>
-          <w:rFonts w:eastAsia="SimSun" w:hint="eastAsia"/>
+          <w:rFonts w:eastAsia="SimSun"/>
           <w:lang w:eastAsia="zh-CN"/>
         </w:rPr>
       </w:pPr>
@@ -8380,7 +8540,7 @@
         <w:pStyle w:val="Heading1"/>
         <w:spacing w:before="200" w:after="120" w:line="259" w:lineRule="auto"/>
         <w:rPr>
-          <w:rFonts w:eastAsia="SimSun" w:hint="eastAsia"/>
+          <w:rFonts w:eastAsia="SimSun"/>
           <w:lang w:eastAsia="zh-CN"/>
         </w:rPr>
       </w:pPr>
@@ -9780,8 +9940,8 @@
     <w:p>
       <w:pPr>
         <w:sectPr>
-          <w:headerReference w:type="default" r:id="rId11"/>
-          <w:footerReference w:type="default" r:id="rId12"/>
+          <w:headerReference w:type="default" r:id="rId12"/>
+          <w:footerReference w:type="default" r:id="rId13"/>
           <w:pgSz w:w="12240" w:h="15840"/>
           <w:pgMar w:top="1008" w:right="1037" w:bottom="936" w:left="1037" w:header="720" w:footer="720" w:gutter="0"/>
           <w:cols w:space="720"/>
@@ -10057,7 +10217,7 @@
             </w:tcMar>
           </w:tcPr>
           <w:p>
-            <w:hyperlink r:id="rId13">
+            <w:hyperlink r:id="rId14">
               <w:r>
                 <w:rPr>
                   <w:color w:val="0563C1"/>
@@ -10169,7 +10329,7 @@
             </w:tcMar>
           </w:tcPr>
           <w:p>
-            <w:hyperlink r:id="rId14">
+            <w:hyperlink r:id="rId15">
               <w:r>
                 <w:rPr>
                   <w:color w:val="0563C1"/>
@@ -10276,7 +10436,7 @@
             </w:tcMar>
           </w:tcPr>
           <w:p>
-            <w:hyperlink r:id="rId15">
+            <w:hyperlink r:id="rId16">
               <w:r>
                 <w:rPr>
                   <w:color w:val="0563C1"/>
@@ -10388,7 +10548,7 @@
             </w:tcMar>
           </w:tcPr>
           <w:p>
-            <w:hyperlink r:id="rId16">
+            <w:hyperlink r:id="rId17">
               <w:r>
                 <w:rPr>
                   <w:color w:val="0563C1"/>
@@ -10495,7 +10655,7 @@
             </w:tcMar>
           </w:tcPr>
           <w:p>
-            <w:hyperlink r:id="rId17">
+            <w:hyperlink r:id="rId18">
               <w:r>
                 <w:rPr>
                   <w:color w:val="0563C1"/>
@@ -10607,7 +10767,7 @@
             </w:tcMar>
           </w:tcPr>
           <w:p>
-            <w:hyperlink r:id="rId18">
+            <w:hyperlink r:id="rId19">
               <w:r>
                 <w:rPr>
                   <w:color w:val="0563C1"/>
@@ -10714,7 +10874,7 @@
             </w:tcMar>
           </w:tcPr>
           <w:p>
-            <w:hyperlink r:id="rId19">
+            <w:hyperlink r:id="rId20">
               <w:r>
                 <w:rPr>
                   <w:color w:val="0563C1"/>
@@ -10930,7 +11090,7 @@
             </w:tcMar>
           </w:tcPr>
           <w:p>
-            <w:hyperlink r:id="rId20">
+            <w:hyperlink r:id="rId21">
               <w:r>
                 <w:rPr>
                   <w:color w:val="0563C1"/>
@@ -11042,7 +11202,7 @@
             </w:tcMar>
           </w:tcPr>
           <w:p>
-            <w:hyperlink r:id="rId21">
+            <w:hyperlink r:id="rId22">
               <w:r>
                 <w:rPr>
                   <w:color w:val="0563C1"/>
@@ -11258,7 +11418,7 @@
             </w:tcMar>
           </w:tcPr>
           <w:p>
-            <w:hyperlink r:id="rId22">
+            <w:hyperlink r:id="rId23">
               <w:r>
                 <w:rPr>
                   <w:color w:val="0563C1"/>
@@ -11365,7 +11525,7 @@
             </w:tcMar>
           </w:tcPr>
           <w:p>
-            <w:hyperlink r:id="rId23">
+            <w:hyperlink r:id="rId24">
               <w:r>
                 <w:rPr>
                   <w:color w:val="0563C1"/>
@@ -11478,7 +11638,7 @@
             </w:tcMar>
           </w:tcPr>
           <w:p>
-            <w:hyperlink r:id="rId24">
+            <w:hyperlink r:id="rId25">
               <w:r>
                 <w:rPr>
                   <w:color w:val="0563C1"/>
@@ -11585,7 +11745,7 @@
             </w:tcMar>
           </w:tcPr>
           <w:p>
-            <w:hyperlink r:id="rId25">
+            <w:hyperlink r:id="rId26">
               <w:r>
                 <w:rPr>
                   <w:color w:val="0563C1"/>
@@ -13052,6 +13212,7 @@
   <w:style w:type="character" w:default="1" w:styleId="DefaultParagraphFont">
     <w:name w:val="Default Paragraph Font"/>
     <w:uiPriority w:val="1"/>
+    <w:semiHidden/>
     <w:unhideWhenUsed/>
   </w:style>
   <w:style w:type="table" w:default="1" w:styleId="TableNormal">
